--- a/docs/strategie-le-relais.docx
+++ b/docs/strategie-le-relais.docx
@@ -20195,6 +20195,621 @@
     </w:p>
     <w:p>
       <w:pPr>
+        <w:spacing w:after="120"/>
+      </w:pPr>
+    </w:p>
+    <w:p>
+      <w:pPr>
+        <w:pStyle w:val="Heading2"/>
+        <w:spacing w:after="120" w:before="260"/>
+      </w:pPr>
+      <w:r>
+        <w:rPr>
+          <w:rFonts w:ascii="Calibri" w:cs="Calibri" w:eastAsia="Calibri" w:hAnsi="Calibri"/>
+          <w:b/>
+          <w:bCs/>
+          <w:color w:val="0E6E63"/>
+          <w:sz w:val="24"/>
+          <w:szCs w:val="24"/>
+        </w:rPr>
+        <w:t xml:space="preserve">Laquelle des deux lignes est la vraie</w:t>
+      </w:r>
+    </w:p>
+    <w:p>
+      <w:pPr>
+        <w:spacing w:after="120" w:line="276"/>
+      </w:pPr>
+      <w:r>
+        <w:rPr>
+          <w:rFonts w:ascii="Calibri" w:cs="Calibri" w:eastAsia="Calibri" w:hAnsi="Calibri"/>
+          <w:color w:val="1A1A1A"/>
+          <w:sz w:val="21"/>
+          <w:szCs w:val="21"/>
+        </w:rPr>
+        <w:t xml:space="preserve">Les deux pèsent à peu près le même poids au premier mois. Elles n'ont pourtant rien à voir, parce qu'elles ne sont pas payées par la même personne.</w:t>
+      </w:r>
+    </w:p>
+    <w:p>
+      <w:pPr>
+        <w:spacing w:after="60"/>
+      </w:pPr>
+    </w:p>
+    <w:tbl>
+      <w:tblPr>
+        <w:tblW w:type="dxa" w:w="9000"/>
+        <w:tblBorders>
+          <w:top w:val="single" w:color="C9CDD2" w:sz="4"/>
+          <w:left w:val="none"/>
+          <w:bottom w:val="single" w:color="C9CDD2" w:sz="4"/>
+          <w:right w:val="none"/>
+          <w:insideH w:val="single" w:color="E4E7EA" w:sz="2"/>
+          <w:insideV w:val="none"/>
+        </w:tblBorders>
+      </w:tblPr>
+      <w:tblGrid>
+        <w:gridCol w:w="2600"/>
+        <w:gridCol w:w="3200"/>
+        <w:gridCol w:w="3200"/>
+      </w:tblGrid>
+      <w:tr>
+        <w:trPr>
+          <w:tblHeader/>
+        </w:trPr>
+        <w:tc>
+          <w:tcPr>
+            <w:tcW w:type="dxa" w:w="2600"/>
+            <w:shd w:fill="F2F4F6" w:val="clear"/>
+            <w:tcMar>
+              <w:top w:type="dxa" w:w="70"/>
+              <w:left w:type="dxa" w:w="110"/>
+              <w:bottom w:type="dxa" w:w="70"/>
+              <w:right w:type="dxa" w:w="110"/>
+            </w:tcMar>
+          </w:tcPr>
+          <w:p>
+            <w:pPr>
+              <w:spacing w:after="0" w:line="240"/>
+              <w:jc w:val="left"/>
+            </w:pPr>
+            <w:r>
+              <w:rPr>
+                <w:rFonts w:ascii="Calibri" w:cs="Calibri" w:eastAsia="Calibri" w:hAnsi="Calibri"/>
+                <w:b/>
+                <w:bCs/>
+                <w:color w:val="1A1A1A"/>
+                <w:sz w:val="18"/>
+                <w:szCs w:val="18"/>
+              </w:rPr>
+              <w:t xml:space="preserve"/>
+            </w:r>
+          </w:p>
+        </w:tc>
+        <w:tc>
+          <w:tcPr>
+            <w:tcW w:type="dxa" w:w="3200"/>
+            <w:shd w:fill="F2F4F6" w:val="clear"/>
+            <w:tcMar>
+              <w:top w:type="dxa" w:w="70"/>
+              <w:left w:type="dxa" w:w="110"/>
+              <w:bottom w:type="dxa" w:w="70"/>
+              <w:right w:type="dxa" w:w="110"/>
+            </w:tcMar>
+          </w:tcPr>
+          <w:p>
+            <w:pPr>
+              <w:spacing w:after="0" w:line="240"/>
+              <w:jc w:val="left"/>
+            </w:pPr>
+            <w:r>
+              <w:rPr>
+                <w:rFonts w:ascii="Calibri" w:cs="Calibri" w:eastAsia="Calibri" w:hAnsi="Calibri"/>
+                <w:b/>
+                <w:bCs/>
+                <w:color w:val="1A1A1A"/>
+                <w:sz w:val="18"/>
+                <w:szCs w:val="18"/>
+              </w:rPr>
+              <w:t xml:space="preserve">L'abonnement</w:t>
+            </w:r>
+          </w:p>
+        </w:tc>
+        <w:tc>
+          <w:tcPr>
+            <w:tcW w:type="dxa" w:w="3200"/>
+            <w:shd w:fill="F2F4F6" w:val="clear"/>
+            <w:tcMar>
+              <w:top w:type="dxa" w:w="70"/>
+              <w:left w:type="dxa" w:w="110"/>
+              <w:bottom w:type="dxa" w:w="70"/>
+              <w:right w:type="dxa" w:w="110"/>
+            </w:tcMar>
+          </w:tcPr>
+          <w:p>
+            <w:pPr>
+              <w:spacing w:after="0" w:line="240"/>
+              <w:jc w:val="left"/>
+            </w:pPr>
+            <w:r>
+              <w:rPr>
+                <w:rFonts w:ascii="Calibri" w:cs="Calibri" w:eastAsia="Calibri" w:hAnsi="Calibri"/>
+                <w:b/>
+                <w:bCs/>
+                <w:color w:val="1A1A1A"/>
+                <w:sz w:val="18"/>
+                <w:szCs w:val="18"/>
+              </w:rPr>
+              <w:t xml:space="preserve">La commission de 3 %</w:t>
+            </w:r>
+          </w:p>
+        </w:tc>
+      </w:tr>
+      <w:tr>
+        <w:tc>
+          <w:tcPr>
+            <w:tcW w:type="dxa" w:w="2600"/>
+            <w:shd w:fill="FFFFFF" w:val="clear"/>
+            <w:tcMar>
+              <w:top w:type="dxa" w:w="70"/>
+              <w:left w:type="dxa" w:w="110"/>
+              <w:bottom w:type="dxa" w:w="70"/>
+              <w:right w:type="dxa" w:w="110"/>
+            </w:tcMar>
+          </w:tcPr>
+          <w:p>
+            <w:pPr>
+              <w:spacing w:after="0" w:line="240"/>
+              <w:jc w:val="left"/>
+            </w:pPr>
+            <w:r>
+              <w:rPr>
+                <w:rFonts w:ascii="Calibri" w:cs="Calibri" w:eastAsia="Calibri" w:hAnsi="Calibri"/>
+                <w:b w:val="false"/>
+                <w:bCs w:val="false"/>
+                <w:color w:val="1A1A1A"/>
+                <w:sz w:val="19"/>
+                <w:szCs w:val="19"/>
+              </w:rPr>
+              <w:t xml:space="preserve">Qui la paie</w:t>
+            </w:r>
+          </w:p>
+        </w:tc>
+        <w:tc>
+          <w:tcPr>
+            <w:tcW w:type="dxa" w:w="3200"/>
+            <w:shd w:fill="FFFFFF" w:val="clear"/>
+            <w:tcMar>
+              <w:top w:type="dxa" w:w="70"/>
+              <w:left w:type="dxa" w:w="110"/>
+              <w:bottom w:type="dxa" w:w="70"/>
+              <w:right w:type="dxa" w:w="110"/>
+            </w:tcMar>
+          </w:tcPr>
+          <w:p>
+            <w:pPr>
+              <w:spacing w:after="0" w:line="240"/>
+              <w:jc w:val="left"/>
+            </w:pPr>
+            <w:r>
+              <w:rPr>
+                <w:rFonts w:ascii="Calibri" w:cs="Calibri" w:eastAsia="Calibri" w:hAnsi="Calibri"/>
+                <w:b w:val="false"/>
+                <w:bCs w:val="false"/>
+                <w:color w:val="1A1A1A"/>
+                <w:sz w:val="19"/>
+                <w:szCs w:val="19"/>
+              </w:rPr>
+              <w:t xml:space="preserve">le commerçant, de sa poche</w:t>
+            </w:r>
+          </w:p>
+        </w:tc>
+        <w:tc>
+          <w:tcPr>
+            <w:tcW w:type="dxa" w:w="3200"/>
+            <w:shd w:fill="FFFFFF" w:val="clear"/>
+            <w:tcMar>
+              <w:top w:type="dxa" w:w="70"/>
+              <w:left w:type="dxa" w:w="110"/>
+              <w:bottom w:type="dxa" w:w="70"/>
+              <w:right w:type="dxa" w:w="110"/>
+            </w:tcMar>
+          </w:tcPr>
+          <w:p>
+            <w:pPr>
+              <w:spacing w:after="0" w:line="240"/>
+              <w:jc w:val="left"/>
+            </w:pPr>
+            <w:r>
+              <w:rPr>
+                <w:rFonts w:ascii="Calibri" w:cs="Calibri" w:eastAsia="Calibri" w:hAnsi="Calibri"/>
+                <w:b w:val="false"/>
+                <w:bCs w:val="false"/>
+                <w:color w:val="1A1A1A"/>
+                <w:sz w:val="19"/>
+                <w:szCs w:val="19"/>
+              </w:rPr>
+              <w:t xml:space="preserve">l'acheteur, au-dessus du prix net</w:t>
+            </w:r>
+          </w:p>
+        </w:tc>
+      </w:tr>
+      <w:tr>
+        <w:tc>
+          <w:tcPr>
+            <w:tcW w:type="dxa" w:w="2600"/>
+            <w:shd w:fill="FAFBFC" w:val="clear"/>
+            <w:tcMar>
+              <w:top w:type="dxa" w:w="70"/>
+              <w:left w:type="dxa" w:w="110"/>
+              <w:bottom w:type="dxa" w:w="70"/>
+              <w:right w:type="dxa" w:w="110"/>
+            </w:tcMar>
+          </w:tcPr>
+          <w:p>
+            <w:pPr>
+              <w:spacing w:after="0" w:line="240"/>
+              <w:jc w:val="left"/>
+            </w:pPr>
+            <w:r>
+              <w:rPr>
+                <w:rFonts w:ascii="Calibri" w:cs="Calibri" w:eastAsia="Calibri" w:hAnsi="Calibri"/>
+                <w:b w:val="false"/>
+                <w:bCs w:val="false"/>
+                <w:color w:val="1A1A1A"/>
+                <w:sz w:val="19"/>
+                <w:szCs w:val="19"/>
+              </w:rPr>
+              <w:t xml:space="preserve">À quelle fréquence elle est décidée</w:t>
+            </w:r>
+          </w:p>
+        </w:tc>
+        <w:tc>
+          <w:tcPr>
+            <w:tcW w:type="dxa" w:w="3200"/>
+            <w:shd w:fill="FAFBFC" w:val="clear"/>
+            <w:tcMar>
+              <w:top w:type="dxa" w:w="70"/>
+              <w:left w:type="dxa" w:w="110"/>
+              <w:bottom w:type="dxa" w:w="70"/>
+              <w:right w:type="dxa" w:w="110"/>
+            </w:tcMar>
+          </w:tcPr>
+          <w:p>
+            <w:pPr>
+              <w:spacing w:after="0" w:line="240"/>
+              <w:jc w:val="left"/>
+            </w:pPr>
+            <w:r>
+              <w:rPr>
+                <w:rFonts w:ascii="Calibri" w:cs="Calibri" w:eastAsia="Calibri" w:hAnsi="Calibri"/>
+                <w:b w:val="false"/>
+                <w:bCs w:val="false"/>
+                <w:color w:val="1A1A1A"/>
+                <w:sz w:val="19"/>
+                <w:szCs w:val="19"/>
+              </w:rPr>
+              <w:t xml:space="preserve">tous les mois</w:t>
+            </w:r>
+          </w:p>
+        </w:tc>
+        <w:tc>
+          <w:tcPr>
+            <w:tcW w:type="dxa" w:w="3200"/>
+            <w:shd w:fill="FAFBFC" w:val="clear"/>
+            <w:tcMar>
+              <w:top w:type="dxa" w:w="70"/>
+              <w:left w:type="dxa" w:w="110"/>
+              <w:bottom w:type="dxa" w:w="70"/>
+              <w:right w:type="dxa" w:w="110"/>
+            </w:tcMar>
+          </w:tcPr>
+          <w:p>
+            <w:pPr>
+              <w:spacing w:after="0" w:line="240"/>
+              <w:jc w:val="left"/>
+            </w:pPr>
+            <w:r>
+              <w:rPr>
+                <w:rFonts w:ascii="Calibri" w:cs="Calibri" w:eastAsia="Calibri" w:hAnsi="Calibri"/>
+                <w:b w:val="false"/>
+                <w:bCs w:val="false"/>
+                <w:color w:val="1A1A1A"/>
+                <w:sz w:val="19"/>
+                <w:szCs w:val="19"/>
+              </w:rPr>
+              <w:t xml:space="preserve">jamais</w:t>
+            </w:r>
+          </w:p>
+        </w:tc>
+      </w:tr>
+      <w:tr>
+        <w:tc>
+          <w:tcPr>
+            <w:tcW w:type="dxa" w:w="2600"/>
+            <w:shd w:fill="FFFFFF" w:val="clear"/>
+            <w:tcMar>
+              <w:top w:type="dxa" w:w="70"/>
+              <w:left w:type="dxa" w:w="110"/>
+              <w:bottom w:type="dxa" w:w="70"/>
+              <w:right w:type="dxa" w:w="110"/>
+            </w:tcMar>
+          </w:tcPr>
+          <w:p>
+            <w:pPr>
+              <w:spacing w:after="0" w:line="240"/>
+              <w:jc w:val="left"/>
+            </w:pPr>
+            <w:r>
+              <w:rPr>
+                <w:rFonts w:ascii="Calibri" w:cs="Calibri" w:eastAsia="Calibri" w:hAnsi="Calibri"/>
+                <w:b w:val="false"/>
+                <w:bCs w:val="false"/>
+                <w:color w:val="1A1A1A"/>
+                <w:sz w:val="19"/>
+                <w:szCs w:val="19"/>
+              </w:rPr>
+              <w:t xml:space="preserve">Ce qui la justifie</w:t>
+            </w:r>
+          </w:p>
+        </w:tc>
+        <w:tc>
+          <w:tcPr>
+            <w:tcW w:type="dxa" w:w="3200"/>
+            <w:shd w:fill="FFFFFF" w:val="clear"/>
+            <w:tcMar>
+              <w:top w:type="dxa" w:w="70"/>
+              <w:left w:type="dxa" w:w="110"/>
+              <w:bottom w:type="dxa" w:w="70"/>
+              <w:right w:type="dxa" w:w="110"/>
+            </w:tcMar>
+          </w:tcPr>
+          <w:p>
+            <w:pPr>
+              <w:spacing w:after="0" w:line="240"/>
+              <w:jc w:val="left"/>
+            </w:pPr>
+            <w:r>
+              <w:rPr>
+                <w:rFonts w:ascii="Calibri" w:cs="Calibri" w:eastAsia="Calibri" w:hAnsi="Calibri"/>
+                <w:b w:val="false"/>
+                <w:bCs w:val="false"/>
+                <w:color w:val="1A1A1A"/>
+                <w:sz w:val="19"/>
+                <w:szCs w:val="19"/>
+              </w:rPr>
+              <w:t xml:space="preserve">les clients apportés par le relais</w:t>
+            </w:r>
+          </w:p>
+        </w:tc>
+        <w:tc>
+          <w:tcPr>
+            <w:tcW w:type="dxa" w:w="3200"/>
+            <w:shd w:fill="FFFFFF" w:val="clear"/>
+            <w:tcMar>
+              <w:top w:type="dxa" w:w="70"/>
+              <w:left w:type="dxa" w:w="110"/>
+              <w:bottom w:type="dxa" w:w="70"/>
+              <w:right w:type="dxa" w:w="110"/>
+            </w:tcMar>
+          </w:tcPr>
+          <w:p>
+            <w:pPr>
+              <w:spacing w:after="0" w:line="240"/>
+              <w:jc w:val="left"/>
+            </w:pPr>
+            <w:r>
+              <w:rPr>
+                <w:rFonts w:ascii="Calibri" w:cs="Calibri" w:eastAsia="Calibri" w:hAnsi="Calibri"/>
+                <w:b w:val="false"/>
+                <w:bCs w:val="false"/>
+                <w:color w:val="1A1A1A"/>
+                <w:sz w:val="19"/>
+                <w:szCs w:val="19"/>
+              </w:rPr>
+              <w:t xml:space="preserve">rien à justifier, elle est dans le prix</w:t>
+            </w:r>
+          </w:p>
+        </w:tc>
+      </w:tr>
+      <w:tr>
+        <w:tc>
+          <w:tcPr>
+            <w:tcW w:type="dxa" w:w="2600"/>
+            <w:shd w:fill="EEF5F4" w:val="clear"/>
+            <w:tcMar>
+              <w:top w:type="dxa" w:w="70"/>
+              <w:left w:type="dxa" w:w="110"/>
+              <w:bottom w:type="dxa" w:w="70"/>
+              <w:right w:type="dxa" w:w="110"/>
+            </w:tcMar>
+          </w:tcPr>
+          <w:p>
+            <w:pPr>
+              <w:spacing w:after="0" w:line="240"/>
+              <w:jc w:val="left"/>
+            </w:pPr>
+            <w:r>
+              <w:rPr>
+                <w:rFonts w:ascii="Calibri" w:cs="Calibri" w:eastAsia="Calibri" w:hAnsi="Calibri"/>
+                <w:b/>
+                <w:bCs/>
+                <w:color w:val="0E6E63"/>
+                <w:sz w:val="19"/>
+                <w:szCs w:val="19"/>
+              </w:rPr>
+              <w:t xml:space="preserve">Ce qu'elle devient si le relais recule</w:t>
+            </w:r>
+          </w:p>
+        </w:tc>
+        <w:tc>
+          <w:tcPr>
+            <w:tcW w:type="dxa" w:w="3200"/>
+            <w:shd w:fill="EEF5F4" w:val="clear"/>
+            <w:tcMar>
+              <w:top w:type="dxa" w:w="70"/>
+              <w:left w:type="dxa" w:w="110"/>
+              <w:bottom w:type="dxa" w:w="70"/>
+              <w:right w:type="dxa" w:w="110"/>
+            </w:tcMar>
+          </w:tcPr>
+          <w:p>
+            <w:pPr>
+              <w:spacing w:after="0" w:line="240"/>
+              <w:jc w:val="left"/>
+            </w:pPr>
+            <w:r>
+              <w:rPr>
+                <w:rFonts w:ascii="Calibri" w:cs="Calibri" w:eastAsia="Calibri" w:hAnsi="Calibri"/>
+                <w:b/>
+                <w:bCs/>
+                <w:color w:val="0E6E63"/>
+                <w:sz w:val="19"/>
+                <w:szCs w:val="19"/>
+              </w:rPr>
+              <w:t xml:space="preserve">elle s'affaiblit</w:t>
+            </w:r>
+          </w:p>
+        </w:tc>
+        <w:tc>
+          <w:tcPr>
+            <w:tcW w:type="dxa" w:w="3200"/>
+            <w:shd w:fill="EEF5F4" w:val="clear"/>
+            <w:tcMar>
+              <w:top w:type="dxa" w:w="70"/>
+              <w:left w:type="dxa" w:w="110"/>
+              <w:bottom w:type="dxa" w:w="70"/>
+              <w:right w:type="dxa" w:w="110"/>
+            </w:tcMar>
+          </w:tcPr>
+          <w:p>
+            <w:pPr>
+              <w:spacing w:after="0" w:line="240"/>
+              <w:jc w:val="left"/>
+            </w:pPr>
+            <w:r>
+              <w:rPr>
+                <w:rFonts w:ascii="Calibri" w:cs="Calibri" w:eastAsia="Calibri" w:hAnsi="Calibri"/>
+                <w:b/>
+                <w:bCs/>
+                <w:color w:val="0E6E63"/>
+                <w:sz w:val="19"/>
+                <w:szCs w:val="19"/>
+              </w:rPr>
+              <w:t xml:space="preserve">elle grandit</w:t>
+            </w:r>
+          </w:p>
+        </w:tc>
+      </w:tr>
+      <w:tr>
+        <w:tc>
+          <w:tcPr>
+            <w:tcW w:type="dxa" w:w="2600"/>
+            <w:shd w:fill="FFFFFF" w:val="clear"/>
+            <w:tcMar>
+              <w:top w:type="dxa" w:w="70"/>
+              <w:left w:type="dxa" w:w="110"/>
+              <w:bottom w:type="dxa" w:w="70"/>
+              <w:right w:type="dxa" w:w="110"/>
+            </w:tcMar>
+          </w:tcPr>
+          <w:p>
+            <w:pPr>
+              <w:spacing w:after="0" w:line="240"/>
+              <w:jc w:val="left"/>
+            </w:pPr>
+            <w:r>
+              <w:rPr>
+                <w:rFonts w:ascii="Calibri" w:cs="Calibri" w:eastAsia="Calibri" w:hAnsi="Calibri"/>
+                <w:b w:val="false"/>
+                <w:bCs w:val="false"/>
+                <w:color w:val="1A1A1A"/>
+                <w:sz w:val="19"/>
+                <w:szCs w:val="19"/>
+              </w:rPr>
+              <w:t xml:space="preserve">Ce qu'elle exige de l'acheteur</w:t>
+            </w:r>
+          </w:p>
+        </w:tc>
+        <w:tc>
+          <w:tcPr>
+            <w:tcW w:type="dxa" w:w="3200"/>
+            <w:shd w:fill="FFFFFF" w:val="clear"/>
+            <w:tcMar>
+              <w:top w:type="dxa" w:w="70"/>
+              <w:left w:type="dxa" w:w="110"/>
+              <w:bottom w:type="dxa" w:w="70"/>
+              <w:right w:type="dxa" w:w="110"/>
+            </w:tcMar>
+          </w:tcPr>
+          <w:p>
+            <w:pPr>
+              <w:spacing w:after="0" w:line="240"/>
+              <w:jc w:val="left"/>
+            </w:pPr>
+            <w:r>
+              <w:rPr>
+                <w:rFonts w:ascii="Calibri" w:cs="Calibri" w:eastAsia="Calibri" w:hAnsi="Calibri"/>
+                <w:b w:val="false"/>
+                <w:bCs w:val="false"/>
+                <w:color w:val="1A1A1A"/>
+                <w:sz w:val="19"/>
+                <w:szCs w:val="19"/>
+              </w:rPr>
+              <w:t xml:space="preserve">rien</w:t>
+            </w:r>
+          </w:p>
+        </w:tc>
+        <w:tc>
+          <w:tcPr>
+            <w:tcW w:type="dxa" w:w="3200"/>
+            <w:shd w:fill="FFFFFF" w:val="clear"/>
+            <w:tcMar>
+              <w:top w:type="dxa" w:w="70"/>
+              <w:left w:type="dxa" w:w="110"/>
+              <w:bottom w:type="dxa" w:w="70"/>
+              <w:right w:type="dxa" w:w="110"/>
+            </w:tcMar>
+          </w:tcPr>
+          <w:p>
+            <w:pPr>
+              <w:spacing w:after="0" w:line="240"/>
+              <w:jc w:val="left"/>
+            </w:pPr>
+            <w:r>
+              <w:rPr>
+                <w:rFonts w:ascii="Calibri" w:cs="Calibri" w:eastAsia="Calibri" w:hAnsi="Calibri"/>
+                <w:b w:val="false"/>
+                <w:bCs w:val="false"/>
+                <w:color w:val="1A1A1A"/>
+                <w:sz w:val="19"/>
+                <w:szCs w:val="19"/>
+              </w:rPr>
+              <w:t xml:space="preserve">que la rue soit plus chère de 3 %</w:t>
+            </w:r>
+          </w:p>
+        </w:tc>
+      </w:tr>
+    </w:tbl>
+    <w:p>
+      <w:pPr>
+        <w:spacing w:after="140"/>
+      </w:pPr>
+    </w:p>
+    <w:p>
+      <w:pPr>
+        <w:spacing w:after="120" w:line="276"/>
+      </w:pPr>
+      <w:r>
+        <w:rPr>
+          <w:rFonts w:ascii="Calibri" w:cs="Calibri" w:eastAsia="Calibri" w:hAnsi="Calibri"/>
+          <w:color w:val="1A1A1A"/>
+          <w:sz w:val="21"/>
+          <w:szCs w:val="21"/>
+        </w:rPr>
+        <w:t xml:space="preserve">La quatrième ligne décide de tout. Au chapitre 15, la part des ventes venues du relais baisse et celle des ventes venues de la marketplace monte. Le relevé qui justifie l'abonnement montre alors de moins en moins de clients relayés, et le commerçant finit par dire « pourquoi je paie 15 000 F, le relais ne m'amène plus rien » — au moment précis où la plateforme lui apporte le plus. L'abonnement est ancré sur le mauvais compteur, et cet ancrage se détache tout seul avec le temps.</w:t>
+      </w:r>
+    </w:p>
+    <w:p>
+      <w:pPr>
         <w:spacing w:after="120" w:line="276"/>
       </w:pPr>
       <w:r>
@@ -20206,7 +20821,168 @@
           <w:sz w:val="21"/>
           <w:szCs w:val="21"/>
         </w:rPr>
-        <w:t xml:space="preserve">À retenir pour le plan financier : l'abonnement pèse la moitié de ce total et ne dépend d'aucune vente, tandis que la commission dépend de tout. Le Relais n'est pas une source de revenu, c'est ce qui rend l'abonnement évident à payer.</w:t>
+        <w:t xml:space="preserve">La commission fait l'inverse : elle grandit exactement là où l'abonnement s'affaiblit. Et elle est structurellement plus sûre, parce qu'une vente sans envoyeur ne coûte à l'acheteur que 3 % au-dessus du prix net, contre 8 % pour une vente relayée. La partie du modèle qui arrive après le troisième mois repose donc sur une hypothèse plus facile à tenir que celle du démarrage.</w:t>
+      </w:r>
+    </w:p>
+    <w:p>
+      <w:pPr>
+        <w:spacing w:after="160"/>
+      </w:pPr>
+    </w:p>
+    <w:p>
+      <w:pPr>
+        <w:pStyle w:val="Heading2"/>
+        <w:spacing w:after="120" w:before="260"/>
+      </w:pPr>
+      <w:r>
+        <w:rPr>
+          <w:rFonts w:ascii="Calibri" w:cs="Calibri" w:eastAsia="Calibri" w:hAnsi="Calibri"/>
+          <w:b/>
+          <w:bCs/>
+          <w:color w:val="0E6E63"/>
+          <w:sz w:val="24"/>
+          <w:szCs w:val="24"/>
+        </w:rPr>
+        <w:t xml:space="preserve">L'abonnement devient déductible, et s'éteint tout seul</w:t>
+      </w:r>
+    </w:p>
+    <w:p>
+      <w:pPr>
+        <w:spacing w:after="120" w:line="276"/>
+      </w:pPr>
+      <w:r>
+        <w:rPr>
+          <w:rFonts w:ascii="Calibri" w:cs="Calibri" w:eastAsia="Calibri" w:hAnsi="Calibri"/>
+          <w:color w:val="1A1A1A"/>
+          <w:sz w:val="21"/>
+          <w:szCs w:val="21"/>
+        </w:rPr>
+        <w:t xml:space="preserve">Son rôle est de financer le lancement d'un rayon quand le volume est encore petit. Ce rôle s'éteint de lui-même, donc le tarif doit s'éteindre avec lui plutôt que de se défendre.</w:t>
+      </w:r>
+    </w:p>
+    <w:p>
+      <w:pPr>
+        <w:spacing w:after="60"/>
+      </w:pPr>
+    </w:p>
+    <w:tbl>
+      <w:tblPr>
+        <w:tblW w:type="dxa" w:w="9000"/>
+        <w:tblBorders>
+          <w:top w:val="single" w:color="0E6E63" w:sz="2"/>
+          <w:left w:val="single" w:color="0E6E63" w:sz="18"/>
+          <w:bottom w:val="single" w:color="0E6E63" w:sz="2"/>
+          <w:right w:val="single" w:color="0E6E63" w:sz="2"/>
+          <w:insideH w:val="none"/>
+          <w:insideV w:val="none"/>
+        </w:tblBorders>
+      </w:tblPr>
+      <w:tblGrid>
+        <w:gridCol w:w="9000"/>
+      </w:tblGrid>
+      <w:tr>
+        <w:tc>
+          <w:tcPr>
+            <w:tcW w:type="dxa" w:w="9000"/>
+            <w:shd w:fill="EEF5F4" w:val="clear"/>
+            <w:tcMar>
+              <w:top w:type="dxa" w:w="160"/>
+              <w:left w:type="dxa" w:w="220"/>
+              <w:bottom w:type="dxa" w:w="160"/>
+              <w:right w:type="dxa" w:w="220"/>
+            </w:tcMar>
+          </w:tcPr>
+          <w:p>
+            <w:pPr>
+              <w:spacing w:after="70" w:line="276"/>
+              <w:jc w:val="center"/>
+            </w:pPr>
+            <w:r>
+              <w:rPr>
+                <w:rFonts w:ascii="Calibri" w:cs="Calibri" w:eastAsia="Calibri" w:hAnsi="Calibri"/>
+                <w:b/>
+                <w:bCs/>
+                <w:color w:val="1A1A1A"/>
+                <w:sz w:val="22"/>
+                <w:szCs w:val="22"/>
+              </w:rPr>
+              <w:t xml:space="preserve">Abonnement du mois  =  15 000 F  −  le tiers de la commission encaissée sur tes ventes</w:t>
+            </w:r>
+          </w:p>
+          <w:p>
+            <w:pPr>
+              <w:spacing w:after="70" w:line="276"/>
+              <w:jc w:val="center"/>
+            </w:pPr>
+            <w:r>
+              <w:rPr>
+                <w:rFonts w:ascii="Calibri" w:cs="Calibri" w:eastAsia="Calibri" w:hAnsi="Calibri"/>
+                <w:color w:val="5A5A5A"/>
+                <w:sz w:val="19"/>
+                <w:szCs w:val="19"/>
+              </w:rPr>
+              <w:t xml:space="preserve">Il tombe à zéro à partir de 45 000 F de commission, soit 1 500 000 F de ventes par mois sur la plateforme.</w:t>
+            </w:r>
+          </w:p>
+        </w:tc>
+      </w:tr>
+    </w:tbl>
+    <w:p>
+      <w:pPr>
+        <w:spacing w:after="140"/>
+      </w:pPr>
+    </w:p>
+    <w:p>
+      <w:pPr>
+        <w:spacing w:after="120" w:line="276"/>
+      </w:pPr>
+      <w:r>
+        <w:rPr>
+          <w:rFonts w:ascii="Calibri" w:cs="Calibri" w:eastAsia="Calibri" w:hAnsi="Calibri"/>
+          <w:color w:val="1A1A1A"/>
+          <w:sz w:val="21"/>
+          <w:szCs w:val="21"/>
+        </w:rPr>
+        <w:t xml:space="preserve">Au premier mois de Mboppi, aucune boutique n'atteint ce seuil : la meilleure, Maison Ngando, fait 642 227 F et nous rapporte 19 267 F. Le revenu du lancement n'est donc pas entamé. Mais une boutique qui atteint 1,5 million par mois nous rapporte 45 000 F : lui rendre son abonnement ne coûte rien, et ça lui donne une raison de pousser son volume chez nous plutôt qu'ailleurs.</w:t>
+      </w:r>
+    </w:p>
+    <w:p>
+      <w:pPr>
+        <w:spacing w:after="100"/>
+      </w:pPr>
+    </w:p>
+    <w:p>
+      <w:pPr>
+        <w:spacing w:after="120" w:line="276"/>
+      </w:pPr>
+      <w:r>
+        <w:rPr>
+          <w:rFonts w:ascii="Calibri" w:cs="Calibri" w:eastAsia="Calibri" w:hAnsi="Calibri"/>
+          <w:color w:val="1A1A1A"/>
+          <w:sz w:val="21"/>
+          <w:szCs w:val="21"/>
+        </w:rPr>
+        <w:t xml:space="preserve">Le danger de l'autre côté mérite d'être nommé, parce qu'il est classique : </w:t>
+      </w:r>
+      <w:r>
+        <w:rPr>
+          <w:rFonts w:ascii="Calibri" w:cs="Calibri" w:eastAsia="Calibri" w:hAnsi="Calibri"/>
+          <w:b/>
+          <w:bCs/>
+          <w:color w:val="1A1A1A"/>
+          <w:sz w:val="21"/>
+          <w:szCs w:val="21"/>
+        </w:rPr>
+        <w:t xml:space="preserve">une plateforme qui ne vit que d'abonnements gagne autant sur un vendeur qui fait 200 000 F que sur un qui en fait trois millions.</w:t>
+      </w:r>
+      <w:r>
+        <w:rPr>
+          <w:rFonts w:ascii="Calibri" w:cs="Calibri" w:eastAsia="Calibri" w:hAnsi="Calibri"/>
+          <w:color w:val="1A1A1A"/>
+          <w:sz w:val="21"/>
+          <w:szCs w:val="21"/>
+        </w:rPr>
+        <w:t xml:space="preserve"> Elle n'a aucune part dans le succès qu'elle crée, et elle se fait contourner le jour où les vendeurs se parlent. Les 3 % sont ce qui nous attache à la réussite de la marketplace — ils ne doivent ni disparaître, ni augmenter.</w:t>
       </w:r>
     </w:p>
     <w:p>
@@ -26872,13 +27648,611 @@
       <w:r>
         <w:rPr>
           <w:rFonts w:ascii="Calibri" w:cs="Calibri" w:eastAsia="Calibri" w:hAnsi="Calibri"/>
+          <w:color w:val="1A1A1A"/>
+          <w:sz w:val="21"/>
+          <w:szCs w:val="21"/>
+        </w:rPr>
+        <w:t xml:space="preserve">Le jour où ces cinq points sont vérifiés sur un marché, le deuxième rayon n'est plus un pari : c'est la même chose, ailleurs. C'est à ce moment-là seulement qu'on a le droit de parler de croissance.</w:t>
+      </w:r>
+    </w:p>
+    <w:p>
+      <w:pPr>
+        <w:pBdr>
+          <w:bottom w:val="single" w:color="DDE1E6" w:sz="6"/>
+        </w:pBdr>
+        <w:spacing w:after="200" w:before="200"/>
+      </w:pPr>
+    </w:p>
+    <w:p>
+      <w:pPr>
+        <w:pStyle w:val="Heading2"/>
+        <w:spacing w:after="120" w:before="260"/>
+      </w:pPr>
+      <w:r>
+        <w:rPr>
+          <w:rFonts w:ascii="Calibri" w:cs="Calibri" w:eastAsia="Calibri" w:hAnsi="Calibri"/>
+          <w:b/>
+          <w:bCs/>
+          <w:color w:val="0E6E63"/>
+          <w:sz w:val="24"/>
+          <w:szCs w:val="24"/>
+        </w:rPr>
+        <w:t xml:space="preserve">Le relais restera la machine à vérité, même devenu minoritaire</w:t>
+      </w:r>
+    </w:p>
+    <w:p>
+      <w:pPr>
+        <w:spacing w:after="120" w:line="276"/>
+      </w:pPr>
+      <w:r>
+        <w:rPr>
+          <w:rFonts w:ascii="Calibri" w:cs="Calibri" w:eastAsia="Calibri" w:hAnsi="Calibri"/>
+          <w:color w:val="1A1A1A"/>
+          <w:sz w:val="21"/>
+          <w:szCs w:val="21"/>
+        </w:rPr>
+        <w:t xml:space="preserve">Un avis n'existe sur Buyticle que parce qu'un code a été validé à un comptoir, sur une vente réelle. C'est ce qui empêche les faux avis, et c'est donc le relais qui fabrique la seule chose qu'un concurrent ne peut pas copier : une note de boutique à laquelle on peut se fier.</w:t>
+      </w:r>
+    </w:p>
+    <w:p>
+      <w:pPr>
+        <w:spacing w:after="120" w:line="276"/>
+      </w:pPr>
+      <w:r>
+        <w:rPr>
+          <w:rFonts w:ascii="Calibri" w:cs="Calibri" w:eastAsia="Calibri" w:hAnsi="Calibri"/>
           <w:b/>
           <w:bCs/>
           <w:color w:val="1A1A1A"/>
           <w:sz w:val="21"/>
           <w:szCs w:val="21"/>
         </w:rPr>
-        <w:t xml:space="preserve">Le jour où ces cinq points sont vérifiés sur un marché, le deuxième rayon n'est plus un pari : c'est la même chose, ailleurs. C'est à ce moment-là seulement qu'on a le droit de parler de croissance.</w:t>
+        <w:t xml:space="preserve">Le jour où le relais ne représentera plus qu'un cinquième des ventes, la tentation sera de le laisser mourir puisqu'il ne rapporte plus grand-chose. Ce serait une erreur : il restera ce qui garantit que les avis sont vrais. Une place de marché pleine d'avis vérifiés est très difficile à rattraper. Une place de marché pleine d'avis, tout court, ne vaut rien.</w:t>
+      </w:r>
+    </w:p>
+    <w:p>
+      <w:pPr>
+        <w:pBdr>
+          <w:bottom w:val="single" w:color="DDE1E6" w:sz="6"/>
+        </w:pBdr>
+        <w:spacing w:after="200" w:before="200"/>
+      </w:pPr>
+    </w:p>
+    <w:p>
+      <w:pPr>
+        <w:pStyle w:val="Heading2"/>
+        <w:spacing w:after="120" w:before="260"/>
+      </w:pPr>
+      <w:r>
+        <w:rPr>
+          <w:rFonts w:ascii="Calibri" w:cs="Calibri" w:eastAsia="Calibri" w:hAnsi="Calibri"/>
+          <w:b/>
+          <w:bCs/>
+          <w:color w:val="0E6E63"/>
+          <w:sz w:val="24"/>
+          <w:szCs w:val="24"/>
+        </w:rPr>
+        <w:t xml:space="preserve">La couverture d'un acheteur, un cran au-dessus de celle d'un rayon</w:t>
+      </w:r>
+    </w:p>
+    <w:p>
+      <w:pPr>
+        <w:spacing w:after="120" w:line="276"/>
+      </w:pPr>
+      <w:r>
+        <w:rPr>
+          <w:rFonts w:ascii="Calibri" w:cs="Calibri" w:eastAsia="Calibri" w:hAnsi="Calibri"/>
+          <w:color w:val="1A1A1A"/>
+          <w:sz w:val="21"/>
+          <w:szCs w:val="21"/>
+        </w:rPr>
+        <w:t xml:space="preserve">Le chapitre 3 demandait combien de boutiques il faut pour couvrir une catégorie. La question qui décide de l'habitude est la même, un cran plus haut : combien de rayons il faut pour couvrir un acheteur.</w:t>
+      </w:r>
+    </w:p>
+    <w:p>
+      <w:pPr>
+        <w:spacing w:after="120" w:line="276"/>
+      </w:pPr>
+      <w:r>
+        <w:rPr>
+          <w:rFonts w:ascii="Calibri" w:cs="Calibri" w:eastAsia="Calibri" w:hAnsi="Calibri"/>
+          <w:color w:val="1A1A1A"/>
+          <w:sz w:val="21"/>
+          <w:szCs w:val="21"/>
+        </w:rPr>
+        <w:t xml:space="preserve">Un habitant d'un arrondissement n'ouvre l'application à la place de marcher que le jour où elle couvre assez de ce qu'il pourrait vouloir. Un seul rayon ne le fait jamais, quel que soit son remplissage : celui qui cherche une casserole ne reviendra pas sur une application de chaussures. La bonne unité de conquête n'est donc pas le marché, c'est le périmètre de marche d'un acheteur — un arrondissement, ou un quartier dense.</w:t>
+      </w:r>
+    </w:p>
+    <w:p>
+      <w:pPr>
+        <w:spacing w:after="60"/>
+      </w:pPr>
+    </w:p>
+    <w:tbl>
+      <w:tblPr>
+        <w:tblW w:type="dxa" w:w="9000"/>
+        <w:tblBorders>
+          <w:top w:val="single" w:color="C9CDD2" w:sz="4"/>
+          <w:left w:val="none"/>
+          <w:bottom w:val="single" w:color="C9CDD2" w:sz="4"/>
+          <w:right w:val="none"/>
+          <w:insideH w:val="single" w:color="E4E7EA" w:sz="2"/>
+          <w:insideV w:val="none"/>
+        </w:tblBorders>
+      </w:tblPr>
+      <w:tblGrid>
+        <w:gridCol w:w="2600"/>
+        <w:gridCol w:w="4000"/>
+        <w:gridCol w:w="2400"/>
+      </w:tblGrid>
+      <w:tr>
+        <w:trPr>
+          <w:tblHeader/>
+        </w:trPr>
+        <w:tc>
+          <w:tcPr>
+            <w:tcW w:type="dxa" w:w="2600"/>
+            <w:shd w:fill="F2F4F6" w:val="clear"/>
+            <w:tcMar>
+              <w:top w:type="dxa" w:w="70"/>
+              <w:left w:type="dxa" w:w="110"/>
+              <w:bottom w:type="dxa" w:w="70"/>
+              <w:right w:type="dxa" w:w="110"/>
+            </w:tcMar>
+          </w:tcPr>
+          <w:p>
+            <w:pPr>
+              <w:spacing w:after="0" w:line="240"/>
+              <w:jc w:val="center"/>
+            </w:pPr>
+            <w:r>
+              <w:rPr>
+                <w:rFonts w:ascii="Calibri" w:cs="Calibri" w:eastAsia="Calibri" w:hAnsi="Calibri"/>
+                <w:b/>
+                <w:bCs/>
+                <w:color w:val="1A1A1A"/>
+                <w:sz w:val="18"/>
+                <w:szCs w:val="18"/>
+              </w:rPr>
+              <w:t xml:space="preserve">Rayons ouverts dans la zone</w:t>
+            </w:r>
+          </w:p>
+        </w:tc>
+        <w:tc>
+          <w:tcPr>
+            <w:tcW w:type="dxa" w:w="4000"/>
+            <w:shd w:fill="F2F4F6" w:val="clear"/>
+            <w:tcMar>
+              <w:top w:type="dxa" w:w="70"/>
+              <w:left w:type="dxa" w:w="110"/>
+              <w:bottom w:type="dxa" w:w="70"/>
+              <w:right w:type="dxa" w:w="110"/>
+            </w:tcMar>
+          </w:tcPr>
+          <w:p>
+            <w:pPr>
+              <w:spacing w:after="0" w:line="240"/>
+              <w:jc w:val="left"/>
+            </w:pPr>
+            <w:r>
+              <w:rPr>
+                <w:rFonts w:ascii="Calibri" w:cs="Calibri" w:eastAsia="Calibri" w:hAnsi="Calibri"/>
+                <w:b/>
+                <w:bCs/>
+                <w:color w:val="1A1A1A"/>
+                <w:sz w:val="18"/>
+                <w:szCs w:val="18"/>
+              </w:rPr>
+              <w:t xml:space="preserve">Ce que l'acheteur y trouve</w:t>
+            </w:r>
+          </w:p>
+        </w:tc>
+        <w:tc>
+          <w:tcPr>
+            <w:tcW w:type="dxa" w:w="2400"/>
+            <w:shd w:fill="F2F4F6" w:val="clear"/>
+            <w:tcMar>
+              <w:top w:type="dxa" w:w="70"/>
+              <w:left w:type="dxa" w:w="110"/>
+              <w:bottom w:type="dxa" w:w="70"/>
+              <w:right w:type="dxa" w:w="110"/>
+            </w:tcMar>
+          </w:tcPr>
+          <w:p>
+            <w:pPr>
+              <w:spacing w:after="0" w:line="240"/>
+              <w:jc w:val="left"/>
+            </w:pPr>
+            <w:r>
+              <w:rPr>
+                <w:rFonts w:ascii="Calibri" w:cs="Calibri" w:eastAsia="Calibri" w:hAnsi="Calibri"/>
+                <w:b/>
+                <w:bCs/>
+                <w:color w:val="1A1A1A"/>
+                <w:sz w:val="18"/>
+                <w:szCs w:val="18"/>
+              </w:rPr>
+              <w:t xml:space="preserve">Son réflexe</w:t>
+            </w:r>
+          </w:p>
+        </w:tc>
+      </w:tr>
+      <w:tr>
+        <w:tc>
+          <w:tcPr>
+            <w:tcW w:type="dxa" w:w="2600"/>
+            <w:shd w:fill="FFFFFF" w:val="clear"/>
+            <w:tcMar>
+              <w:top w:type="dxa" w:w="70"/>
+              <w:left w:type="dxa" w:w="110"/>
+              <w:bottom w:type="dxa" w:w="70"/>
+              <w:right w:type="dxa" w:w="110"/>
+            </w:tcMar>
+          </w:tcPr>
+          <w:p>
+            <w:pPr>
+              <w:spacing w:after="0" w:line="240"/>
+              <w:jc w:val="center"/>
+            </w:pPr>
+            <w:r>
+              <w:rPr>
+                <w:rFonts w:ascii="Calibri" w:cs="Calibri" w:eastAsia="Calibri" w:hAnsi="Calibri"/>
+                <w:b w:val="false"/>
+                <w:bCs w:val="false"/>
+                <w:color w:val="1A1A1A"/>
+                <w:sz w:val="19"/>
+                <w:szCs w:val="19"/>
+              </w:rPr>
+              <w:t xml:space="preserve">1</w:t>
+            </w:r>
+          </w:p>
+        </w:tc>
+        <w:tc>
+          <w:tcPr>
+            <w:tcW w:type="dxa" w:w="4000"/>
+            <w:shd w:fill="FFFFFF" w:val="clear"/>
+            <w:tcMar>
+              <w:top w:type="dxa" w:w="70"/>
+              <w:left w:type="dxa" w:w="110"/>
+              <w:bottom w:type="dxa" w:w="70"/>
+              <w:right w:type="dxa" w:w="110"/>
+            </w:tcMar>
+          </w:tcPr>
+          <w:p>
+            <w:pPr>
+              <w:spacing w:after="0" w:line="240"/>
+              <w:jc w:val="left"/>
+            </w:pPr>
+            <w:r>
+              <w:rPr>
+                <w:rFonts w:ascii="Calibri" w:cs="Calibri" w:eastAsia="Calibri" w:hAnsi="Calibri"/>
+                <w:b w:val="false"/>
+                <w:bCs w:val="false"/>
+                <w:color w:val="1A1A1A"/>
+                <w:sz w:val="19"/>
+                <w:szCs w:val="19"/>
+              </w:rPr>
+              <w:t xml:space="preserve">une catégorie</w:t>
+            </w:r>
+          </w:p>
+        </w:tc>
+        <w:tc>
+          <w:tcPr>
+            <w:tcW w:type="dxa" w:w="2400"/>
+            <w:shd w:fill="FFFFFF" w:val="clear"/>
+            <w:tcMar>
+              <w:top w:type="dxa" w:w="70"/>
+              <w:left w:type="dxa" w:w="110"/>
+              <w:bottom w:type="dxa" w:w="70"/>
+              <w:right w:type="dxa" w:w="110"/>
+            </w:tcMar>
+          </w:tcPr>
+          <w:p>
+            <w:pPr>
+              <w:spacing w:after="0" w:line="240"/>
+              <w:jc w:val="left"/>
+            </w:pPr>
+            <w:r>
+              <w:rPr>
+                <w:rFonts w:ascii="Calibri" w:cs="Calibri" w:eastAsia="Calibri" w:hAnsi="Calibri"/>
+                <w:b w:val="false"/>
+                <w:bCs w:val="false"/>
+                <w:color w:val="1A1A1A"/>
+                <w:sz w:val="19"/>
+                <w:szCs w:val="19"/>
+              </w:rPr>
+              <w:t xml:space="preserve">il y va quand on l'y envoie</w:t>
+            </w:r>
+          </w:p>
+        </w:tc>
+      </w:tr>
+      <w:tr>
+        <w:tc>
+          <w:tcPr>
+            <w:tcW w:type="dxa" w:w="2600"/>
+            <w:shd w:fill="FAFBFC" w:val="clear"/>
+            <w:tcMar>
+              <w:top w:type="dxa" w:w="70"/>
+              <w:left w:type="dxa" w:w="110"/>
+              <w:bottom w:type="dxa" w:w="70"/>
+              <w:right w:type="dxa" w:w="110"/>
+            </w:tcMar>
+          </w:tcPr>
+          <w:p>
+            <w:pPr>
+              <w:spacing w:after="0" w:line="240"/>
+              <w:jc w:val="center"/>
+            </w:pPr>
+            <w:r>
+              <w:rPr>
+                <w:rFonts w:ascii="Calibri" w:cs="Calibri" w:eastAsia="Calibri" w:hAnsi="Calibri"/>
+                <w:b w:val="false"/>
+                <w:bCs w:val="false"/>
+                <w:color w:val="1A1A1A"/>
+                <w:sz w:val="19"/>
+                <w:szCs w:val="19"/>
+              </w:rPr>
+              <w:t xml:space="preserve">2</w:t>
+            </w:r>
+          </w:p>
+        </w:tc>
+        <w:tc>
+          <w:tcPr>
+            <w:tcW w:type="dxa" w:w="4000"/>
+            <w:shd w:fill="FAFBFC" w:val="clear"/>
+            <w:tcMar>
+              <w:top w:type="dxa" w:w="70"/>
+              <w:left w:type="dxa" w:w="110"/>
+              <w:bottom w:type="dxa" w:w="70"/>
+              <w:right w:type="dxa" w:w="110"/>
+            </w:tcMar>
+          </w:tcPr>
+          <w:p>
+            <w:pPr>
+              <w:spacing w:after="0" w:line="240"/>
+              <w:jc w:val="left"/>
+            </w:pPr>
+            <w:r>
+              <w:rPr>
+                <w:rFonts w:ascii="Calibri" w:cs="Calibri" w:eastAsia="Calibri" w:hAnsi="Calibri"/>
+                <w:b w:val="false"/>
+                <w:bCs w:val="false"/>
+                <w:color w:val="1A1A1A"/>
+                <w:sz w:val="19"/>
+                <w:szCs w:val="19"/>
+              </w:rPr>
+              <w:t xml:space="preserve">deux catégories sans rapport</w:t>
+            </w:r>
+          </w:p>
+        </w:tc>
+        <w:tc>
+          <w:tcPr>
+            <w:tcW w:type="dxa" w:w="2400"/>
+            <w:shd w:fill="FAFBFC" w:val="clear"/>
+            <w:tcMar>
+              <w:top w:type="dxa" w:w="70"/>
+              <w:left w:type="dxa" w:w="110"/>
+              <w:bottom w:type="dxa" w:w="70"/>
+              <w:right w:type="dxa" w:w="110"/>
+            </w:tcMar>
+          </w:tcPr>
+          <w:p>
+            <w:pPr>
+              <w:spacing w:after="0" w:line="240"/>
+              <w:jc w:val="left"/>
+            </w:pPr>
+            <w:r>
+              <w:rPr>
+                <w:rFonts w:ascii="Calibri" w:cs="Calibri" w:eastAsia="Calibri" w:hAnsi="Calibri"/>
+                <w:b w:val="false"/>
+                <w:bCs w:val="false"/>
+                <w:color w:val="1A1A1A"/>
+                <w:sz w:val="19"/>
+                <w:szCs w:val="19"/>
+              </w:rPr>
+              <w:t xml:space="preserve">il s'en souvient, il n'y pense pas</w:t>
+            </w:r>
+          </w:p>
+        </w:tc>
+      </w:tr>
+      <w:tr>
+        <w:tc>
+          <w:tcPr>
+            <w:tcW w:type="dxa" w:w="2600"/>
+            <w:shd w:fill="FFFFFF" w:val="clear"/>
+            <w:tcMar>
+              <w:top w:type="dxa" w:w="70"/>
+              <w:left w:type="dxa" w:w="110"/>
+              <w:bottom w:type="dxa" w:w="70"/>
+              <w:right w:type="dxa" w:w="110"/>
+            </w:tcMar>
+          </w:tcPr>
+          <w:p>
+            <w:pPr>
+              <w:spacing w:after="0" w:line="240"/>
+              <w:jc w:val="center"/>
+            </w:pPr>
+            <w:r>
+              <w:rPr>
+                <w:rFonts w:ascii="Calibri" w:cs="Calibri" w:eastAsia="Calibri" w:hAnsi="Calibri"/>
+                <w:b w:val="false"/>
+                <w:bCs w:val="false"/>
+                <w:color w:val="1A1A1A"/>
+                <w:sz w:val="19"/>
+                <w:szCs w:val="19"/>
+              </w:rPr>
+              <w:t xml:space="preserve">3</w:t>
+            </w:r>
+          </w:p>
+        </w:tc>
+        <w:tc>
+          <w:tcPr>
+            <w:tcW w:type="dxa" w:w="4000"/>
+            <w:shd w:fill="FFFFFF" w:val="clear"/>
+            <w:tcMar>
+              <w:top w:type="dxa" w:w="70"/>
+              <w:left w:type="dxa" w:w="110"/>
+              <w:bottom w:type="dxa" w:w="70"/>
+              <w:right w:type="dxa" w:w="110"/>
+            </w:tcMar>
+          </w:tcPr>
+          <w:p>
+            <w:pPr>
+              <w:spacing w:after="0" w:line="240"/>
+              <w:jc w:val="left"/>
+            </w:pPr>
+            <w:r>
+              <w:rPr>
+                <w:rFonts w:ascii="Calibri" w:cs="Calibri" w:eastAsia="Calibri" w:hAnsi="Calibri"/>
+                <w:b w:val="false"/>
+                <w:bCs w:val="false"/>
+                <w:color w:val="1A1A1A"/>
+                <w:sz w:val="19"/>
+                <w:szCs w:val="19"/>
+              </w:rPr>
+              <w:t xml:space="preserve">l'essentiel de l'habillement et de la beauté</w:t>
+            </w:r>
+          </w:p>
+        </w:tc>
+        <w:tc>
+          <w:tcPr>
+            <w:tcW w:type="dxa" w:w="2400"/>
+            <w:shd w:fill="FFFFFF" w:val="clear"/>
+            <w:tcMar>
+              <w:top w:type="dxa" w:w="70"/>
+              <w:left w:type="dxa" w:w="110"/>
+              <w:bottom w:type="dxa" w:w="70"/>
+              <w:right w:type="dxa" w:w="110"/>
+            </w:tcMar>
+          </w:tcPr>
+          <w:p>
+            <w:pPr>
+              <w:spacing w:after="0" w:line="240"/>
+              <w:jc w:val="left"/>
+            </w:pPr>
+            <w:r>
+              <w:rPr>
+                <w:rFonts w:ascii="Calibri" w:cs="Calibri" w:eastAsia="Calibri" w:hAnsi="Calibri"/>
+                <w:b w:val="false"/>
+                <w:bCs w:val="false"/>
+                <w:color w:val="1A1A1A"/>
+                <w:sz w:val="19"/>
+                <w:szCs w:val="19"/>
+              </w:rPr>
+              <w:t xml:space="preserve">il regarde avant de sortir</w:t>
+            </w:r>
+          </w:p>
+        </w:tc>
+      </w:tr>
+      <w:tr>
+        <w:tc>
+          <w:tcPr>
+            <w:tcW w:type="dxa" w:w="2600"/>
+            <w:shd w:fill="EEF5F4" w:val="clear"/>
+            <w:tcMar>
+              <w:top w:type="dxa" w:w="70"/>
+              <w:left w:type="dxa" w:w="110"/>
+              <w:bottom w:type="dxa" w:w="70"/>
+              <w:right w:type="dxa" w:w="110"/>
+            </w:tcMar>
+          </w:tcPr>
+          <w:p>
+            <w:pPr>
+              <w:spacing w:after="0" w:line="240"/>
+              <w:jc w:val="center"/>
+            </w:pPr>
+            <w:r>
+              <w:rPr>
+                <w:rFonts w:ascii="Calibri" w:cs="Calibri" w:eastAsia="Calibri" w:hAnsi="Calibri"/>
+                <w:b/>
+                <w:bCs/>
+                <w:color w:val="0E6E63"/>
+                <w:sz w:val="19"/>
+                <w:szCs w:val="19"/>
+              </w:rPr>
+              <w:t xml:space="preserve">5</w:t>
+            </w:r>
+          </w:p>
+        </w:tc>
+        <w:tc>
+          <w:tcPr>
+            <w:tcW w:type="dxa" w:w="4000"/>
+            <w:shd w:fill="EEF5F4" w:val="clear"/>
+            <w:tcMar>
+              <w:top w:type="dxa" w:w="70"/>
+              <w:left w:type="dxa" w:w="110"/>
+              <w:bottom w:type="dxa" w:w="70"/>
+              <w:right w:type="dxa" w:w="110"/>
+            </w:tcMar>
+          </w:tcPr>
+          <w:p>
+            <w:pPr>
+              <w:spacing w:after="0" w:line="240"/>
+              <w:jc w:val="left"/>
+            </w:pPr>
+            <w:r>
+              <w:rPr>
+                <w:rFonts w:ascii="Calibri" w:cs="Calibri" w:eastAsia="Calibri" w:hAnsi="Calibri"/>
+                <w:b/>
+                <w:bCs/>
+                <w:color w:val="0E6E63"/>
+                <w:sz w:val="19"/>
+                <w:szCs w:val="19"/>
+              </w:rPr>
+              <w:t xml:space="preserve">presque tout ce qu'il achète hors alimentation</w:t>
+            </w:r>
+          </w:p>
+        </w:tc>
+        <w:tc>
+          <w:tcPr>
+            <w:tcW w:type="dxa" w:w="2400"/>
+            <w:shd w:fill="EEF5F4" w:val="clear"/>
+            <w:tcMar>
+              <w:top w:type="dxa" w:w="70"/>
+              <w:left w:type="dxa" w:w="110"/>
+              <w:bottom w:type="dxa" w:w="70"/>
+              <w:right w:type="dxa" w:w="110"/>
+            </w:tcMar>
+          </w:tcPr>
+          <w:p>
+            <w:pPr>
+              <w:spacing w:after="0" w:line="240"/>
+              <w:jc w:val="left"/>
+            </w:pPr>
+            <w:r>
+              <w:rPr>
+                <w:rFonts w:ascii="Calibri" w:cs="Calibri" w:eastAsia="Calibri" w:hAnsi="Calibri"/>
+                <w:b/>
+                <w:bCs/>
+                <w:color w:val="0E6E63"/>
+                <w:sz w:val="19"/>
+                <w:szCs w:val="19"/>
+              </w:rPr>
+              <w:t xml:space="preserve">il regarde d'abord, il sort ensuite</w:t>
+            </w:r>
+          </w:p>
+        </w:tc>
+      </w:tr>
+    </w:tbl>
+    <w:p>
+      <w:pPr>
+        <w:spacing w:after="140"/>
+      </w:pPr>
+    </w:p>
+    <w:p>
+      <w:pPr>
+        <w:spacing w:after="120" w:line="276"/>
+      </w:pPr>
+      <w:r>
+        <w:rPr>
+          <w:rFonts w:ascii="Calibri" w:cs="Calibri" w:eastAsia="Calibri" w:hAnsi="Calibri"/>
+          <w:b/>
+          <w:bCs/>
+          <w:color w:val="1A1A1A"/>
+          <w:sz w:val="21"/>
+          <w:szCs w:val="21"/>
+        </w:rPr>
+        <w:t xml:space="preserve">C'est autour du cinquième rayon que le réflexe s'inverse, et c'est là que les ventes commencent à se faire sans que personne n'ait envoyé personne. Boucler une zone vaut donc mieux qu'ouvrir un rayon dans cinq zones différentes — même nombre de boutiques, effet incomparable.</w:t>
       </w:r>
     </w:p>
     <w:p>

--- a/docs/strategie-le-relais.docx
+++ b/docs/strategie-le-relais.docx
@@ -20906,7 +20906,7 @@
                 <w:sz w:val="22"/>
                 <w:szCs w:val="22"/>
               </w:rPr>
-              <w:t xml:space="preserve">Abonnement du mois  =  15 000 F  −  le tiers de la commission encaissée sur tes ventes</w:t>
+              <w:t xml:space="preserve">Abonnement du mois  =  15 000 F  −  le tiers de la commission NETTE encaissée sur tes ventes</w:t>
             </w:r>
           </w:p>
           <w:p>
@@ -20921,7 +20921,7 @@
                 <w:sz w:val="19"/>
                 <w:szCs w:val="19"/>
               </w:rPr>
-              <w:t xml:space="preserve">Il tombe à zéro à partir de 45 000 F de commission, soit 1 500 000 F de ventes par mois sur la plateforme.</w:t>
+              <w:t xml:space="preserve">Il tombe à zéro à partir de 45 000 F de commission nette, soit environ 4 500 000 F de ventes par mois.</w:t>
             </w:r>
           </w:p>
         </w:tc>
@@ -20943,7 +20943,67 @@
           <w:sz w:val="21"/>
           <w:szCs w:val="21"/>
         </w:rPr>
-        <w:t xml:space="preserve">Au premier mois de Mboppi, aucune boutique n'atteint ce seuil : la meilleure, Maison Ngando, fait 642 227 F et nous rapporte 19 267 F. Le revenu du lancement n'est donc pas entamé. Mais une boutique qui atteint 1,5 million par mois nous rapporte 45 000 F : lui rendre son abonnement ne coûte rien, et ça lui donne une raison de pousser son volume chez nous plutôt qu'ailleurs.</w:t>
+        <w:t xml:space="preserve">Le mot « nette » porte tout, et il a coûté un calcul désagréable. </w:t>
+      </w:r>
+      <w:r>
+        <w:rPr>
+          <w:rFonts w:ascii="Calibri" w:cs="Calibri" w:eastAsia="Calibri" w:hAnsi="Calibri"/>
+          <w:b/>
+          <w:bCs/>
+          <w:color w:val="1A1A1A"/>
+          <w:sz w:val="21"/>
+          <w:szCs w:val="21"/>
+        </w:rPr>
+        <w:t xml:space="preserve">La commission de 3 % ne rapporte pas 3 % : encaisser en Mobile Money coûte entre 1,2 et 2,5 % du montant payé.</w:t>
+      </w:r>
+      <w:r>
+        <w:rPr>
+          <w:rFonts w:ascii="Calibri" w:cs="Calibri" w:eastAsia="Calibri" w:hAnsi="Calibri"/>
+          <w:color w:val="1A1A1A"/>
+          <w:sz w:val="21"/>
+          <w:szCs w:val="21"/>
+        </w:rPr>
+        <w:t xml:space="preserve"> Au tarif marchand ordinaire de 1,8 %, les 178 218 F de commission brute d'un rayon tombent à 60 032 F — un peu plus de 1 % du prix net. Déduire un tiers de la commission brute reviendrait donc à offrir l'abonnement à des boutiques qui ne nous rapportent presque rien.</w:t>
+      </w:r>
+    </w:p>
+    <w:p>
+      <w:pPr>
+        <w:spacing w:after="120"/>
+      </w:pPr>
+    </w:p>
+    <w:p>
+      <w:pPr>
+        <w:spacing w:after="120" w:line="276"/>
+      </w:pPr>
+      <w:r>
+        <w:rPr>
+          <w:rFonts w:ascii="Calibri" w:cs="Calibri" w:eastAsia="Calibri" w:hAnsi="Calibri"/>
+          <w:color w:val="1A1A1A"/>
+          <w:sz w:val="21"/>
+          <w:szCs w:val="21"/>
+        </w:rPr>
+        <w:t xml:space="preserve">Au premier mois de Mboppi, aucune boutique n'approche le seuil : la meilleure, Maison Ngando, fait 642 227 F de ventes apportées et nous laisse environ 6 500 F une fois les frais payés. Le revenu du lancement n'est pas entamé. Mais une boutique à 4,5 millions par mois nous rapporte 45 000 F nets : lui rendre son abonnement ne coûte rien et lui donne une raison de pousser son volume chez nous.</w:t>
+      </w:r>
+    </w:p>
+    <w:p>
+      <w:pPr>
+        <w:spacing w:after="100"/>
+      </w:pPr>
+    </w:p>
+    <w:p>
+      <w:pPr>
+        <w:spacing w:after="120" w:line="276"/>
+      </w:pPr>
+      <w:r>
+        <w:rPr>
+          <w:rFonts w:ascii="Calibri" w:cs="Calibri" w:eastAsia="Calibri" w:hAnsi="Calibri"/>
+          <w:b/>
+          <w:bCs/>
+          <w:color w:val="1A1A1A"/>
+          <w:sz w:val="21"/>
+          <w:szCs w:val="21"/>
+        </w:rPr>
+        <w:t xml:space="preserve">Deux règles en découlent, et elles sont d'architecture autant que de finance : on ne décaisse jamais vers un commerçant à chaque vente — son solde s'accumule et il retire quand il veut, sinon les frais de décaissement dépassent à eux seuls la commission — et le tarif d'encaissement se négocie avant d'ouvrir le deuxième rayon, pas après. C'est le seul poste où un point de pourcentage vaut plus que dix boutiques recrutées.</w:t>
       </w:r>
     </w:p>
     <w:p>
